--- a/fuentes/228126_CF02_AD.docx
+++ b/fuentes/228126_CF02_AD.docx
@@ -376,7 +376,28 @@
                 <w:sz w:val="20"/>
                 <w:szCs w:val="20"/>
               </w:rPr>
-              <w:t>Para sugerir este tipo de actividad tener presente equipo de Diseño Instruccional, que solo debe haber máximo doce opciones de pregunta y que cada campo tiene un límite de palabras permitidas para garantizar el responsive web.</w:t>
+              <w:t xml:space="preserve">Para sugerir este tipo de actividad tener presente equipo de Diseño Instruccional, que solo debe haber máximo doce opciones de pregunta y que cada campo tiene un límite de palabras permitidas para garantizar el </w:t>
+            </w:r>
+            <w:r>
+              <w:rPr>
+                <w:rFonts w:eastAsia="Calibri"/>
+                <w:b w:val="0"/>
+                <w:i/>
+                <w:color w:val="595959"/>
+                <w:sz w:val="20"/>
+                <w:szCs w:val="20"/>
+              </w:rPr>
+              <w:t>responsive web</w:t>
+            </w:r>
+            <w:r>
+              <w:rPr>
+                <w:rFonts w:eastAsia="Calibri"/>
+                <w:b w:val="0"/>
+                <w:color w:val="595959"/>
+                <w:sz w:val="20"/>
+                <w:szCs w:val="20"/>
+              </w:rPr>
+              <w:t>.</w:t>
             </w:r>
           </w:p>
         </w:tc>
@@ -470,7 +491,28 @@
                 <w:szCs w:val="20"/>
                 <w:highlight w:val="lightGray"/>
               </w:rPr>
-              <w:t>Análisis, especificación y validación de requisitos de software.</w:t>
+              <w:t xml:space="preserve">Análisis, especificación y validación de requisitos de </w:t>
+            </w:r>
+            <w:r>
+              <w:rPr>
+                <w:rFonts w:eastAsia="Calibri"/>
+                <w:i/>
+                <w:color w:val="000000"/>
+                <w:sz w:val="20"/>
+                <w:szCs w:val="20"/>
+                <w:highlight w:val="lightGray"/>
+              </w:rPr>
+              <w:t>software</w:t>
+            </w:r>
+            <w:r>
+              <w:rPr>
+                <w:rFonts w:eastAsia="Calibri"/>
+                <w:color w:val="000000"/>
+                <w:sz w:val="20"/>
+                <w:szCs w:val="20"/>
+                <w:highlight w:val="lightGray"/>
+              </w:rPr>
+              <w:t>.</w:t>
             </w:r>
           </w:p>
           <w:p>
@@ -590,7 +632,16 @@
                 <w:sz w:val="20"/>
                 <w:szCs w:val="20"/>
               </w:rPr>
-              <w:t>Desafío del análisis y gestión de requisitos.</w:t>
+              <w:t>Desafío del análisis y gestión de requisitos</w:t>
+            </w:r>
+            <w:r>
+              <w:rPr>
+                <w:rFonts w:eastAsia="Calibri"/>
+                <w:color w:val="auto"/>
+                <w:sz w:val="20"/>
+                <w:szCs w:val="20"/>
+              </w:rPr>
+              <w:t>.</w:t>
             </w:r>
           </w:p>
         </w:tc>
@@ -648,7 +699,45 @@
                 <w:sz w:val="20"/>
                 <w:szCs w:val="20"/>
               </w:rPr>
-              <w:t>Evaluar la comprensión de los conceptos relacionados con el análisis, especificación, validación y gestión de requisitos de software, permitiendo identificar la capacidad para reconocer técnicas, herramientas y procesos utilizados en la definición y control de los requisitos dentro de los proyectos de desarrollo de software.</w:t>
+              <w:t xml:space="preserve">Evaluar la comprensión de los conceptos relacionados con el análisis, especificación, validación y gestión de requisitos de </w:t>
+            </w:r>
+            <w:r>
+              <w:rPr>
+                <w:rFonts w:eastAsia="Calibri"/>
+                <w:i/>
+                <w:color w:val="auto"/>
+                <w:sz w:val="20"/>
+                <w:szCs w:val="20"/>
+              </w:rPr>
+              <w:t>software</w:t>
+            </w:r>
+            <w:r>
+              <w:rPr>
+                <w:rFonts w:eastAsia="Calibri"/>
+                <w:color w:val="auto"/>
+                <w:sz w:val="20"/>
+                <w:szCs w:val="20"/>
+              </w:rPr>
+              <w:t xml:space="preserve">, permitiendo identificar la capacidad para reconocer técnicas, herramientas y procesos utilizados en la definición y control de los requisitos dentro de los proyectos de desarrollo de </w:t>
+            </w:r>
+            <w:r>
+              <w:rPr>
+                <w:rFonts w:eastAsia="Calibri"/>
+                <w:i/>
+                <w:color w:val="auto"/>
+                <w:sz w:val="20"/>
+                <w:szCs w:val="20"/>
+              </w:rPr>
+              <w:t>software</w:t>
+            </w:r>
+            <w:r>
+              <w:rPr>
+                <w:rFonts w:eastAsia="Calibri"/>
+                <w:color w:val="auto"/>
+                <w:sz w:val="20"/>
+                <w:szCs w:val="20"/>
+              </w:rPr>
+              <w:t>.</w:t>
             </w:r>
           </w:p>
         </w:tc>
@@ -801,7 +890,28 @@
                 <w:sz w:val="20"/>
                 <w:szCs w:val="20"/>
               </w:rPr>
-              <w:t>¿Cuál es el propósito principal del análisis de requisitos en un proyecto de software?</w:t>
+              <w:t xml:space="preserve">¿Cuál es el propósito principal del análisis de requisitos en un proyecto de </w:t>
+            </w:r>
+            <w:r>
+              <w:rPr>
+                <w:rFonts w:eastAsia="Calibri"/>
+                <w:b/>
+                <w:i/>
+                <w:color w:val="000000" w:themeColor="text1"/>
+                <w:sz w:val="20"/>
+                <w:szCs w:val="20"/>
+              </w:rPr>
+              <w:t>software</w:t>
+            </w:r>
+            <w:r>
+              <w:rPr>
+                <w:rFonts w:eastAsia="Calibri"/>
+                <w:b/>
+                <w:color w:val="000000" w:themeColor="text1"/>
+                <w:sz w:val="20"/>
+                <w:szCs w:val="20"/>
+              </w:rPr>
+              <w:t>?</w:t>
             </w:r>
           </w:p>
         </w:tc>
@@ -857,7 +967,15 @@
                 <w:sz w:val="20"/>
                 <w:szCs w:val="20"/>
               </w:rPr>
-              <w:t>Diseñar la interfaz gráfica del sistema.</w:t>
+              <w:t>Diseñar la interfaz gráfica del sistema</w:t>
+            </w:r>
+            <w:r>
+              <w:rPr>
+                <w:color w:val="auto"/>
+                <w:sz w:val="20"/>
+                <w:szCs w:val="20"/>
+              </w:rPr>
+              <w:t>.</w:t>
             </w:r>
           </w:p>
         </w:tc>
@@ -933,7 +1051,15 @@
                 <w:sz w:val="20"/>
                 <w:szCs w:val="20"/>
               </w:rPr>
-              <w:t>Identificar, comprender y documentar las necesidades del usuario.</w:t>
+              <w:t>Identificar, comprender y documentar las necesidades del usuario</w:t>
+            </w:r>
+            <w:r>
+              <w:rPr>
+                <w:color w:val="auto"/>
+                <w:sz w:val="20"/>
+                <w:szCs w:val="20"/>
+              </w:rPr>
+              <w:t>.</w:t>
             </w:r>
           </w:p>
         </w:tc>
@@ -1020,7 +1146,15 @@
                 <w:sz w:val="20"/>
                 <w:szCs w:val="20"/>
               </w:rPr>
-              <w:t>Programar las funcionalidades del sistema.</w:t>
+              <w:t>Programar las funcionalidades del sistema</w:t>
+            </w:r>
+            <w:r>
+              <w:rPr>
+                <w:color w:val="auto"/>
+                <w:sz w:val="20"/>
+                <w:szCs w:val="20"/>
+              </w:rPr>
+              <w:t>.</w:t>
             </w:r>
           </w:p>
         </w:tc>
@@ -1095,7 +1229,15 @@
                 <w:sz w:val="20"/>
                 <w:szCs w:val="20"/>
               </w:rPr>
-              <w:t>Realizar pruebas de funcionamiento.</w:t>
+              <w:t>Realizar pruebas de funcionamiento</w:t>
+            </w:r>
+            <w:r>
+              <w:rPr>
+                <w:color w:val="auto"/>
+                <w:sz w:val="20"/>
+                <w:szCs w:val="20"/>
+              </w:rPr>
+              <w:t>.</w:t>
             </w:r>
           </w:p>
         </w:tc>
@@ -1173,7 +1315,28 @@
                 <w:sz w:val="20"/>
                 <w:szCs w:val="20"/>
               </w:rPr>
-              <w:t>¡Excelente trabajo! Se evidencia un buen dominio de los conceptos relacionados con el análisis, la especificación, la validación y la gestión de requisitos de software.</w:t>
+              <w:t xml:space="preserve">¡Excelente trabajo! Se evidencia un buen dominio de los conceptos relacionados con el análisis, la especificación, la validación y la gestión de requisitos de </w:t>
+            </w:r>
+            <w:r>
+              <w:rPr>
+                <w:rFonts w:eastAsia="Calibri"/>
+                <w:bCs/>
+                <w:iCs/>
+                <w:color w:val="000000" w:themeColor="text1"/>
+                <w:sz w:val="20"/>
+                <w:szCs w:val="20"/>
+              </w:rPr>
+              <w:t>software</w:t>
+            </w:r>
+            <w:r>
+              <w:rPr>
+                <w:rFonts w:eastAsia="Calibri"/>
+                <w:bCs/>
+                <w:color w:val="000000" w:themeColor="text1"/>
+                <w:sz w:val="20"/>
+                <w:szCs w:val="20"/>
+              </w:rPr>
+              <w:t>.</w:t>
             </w:r>
           </w:p>
         </w:tc>
@@ -1352,7 +1515,15 @@
                 <w:sz w:val="20"/>
                 <w:szCs w:val="20"/>
               </w:rPr>
-              <w:t>Entrevistas con usuarios.</w:t>
+              <w:t>Entrevistas con usuarios</w:t>
+            </w:r>
+            <w:r>
+              <w:rPr>
+                <w:color w:val="auto"/>
+                <w:sz w:val="20"/>
+                <w:szCs w:val="20"/>
+              </w:rPr>
+              <w:t>.</w:t>
             </w:r>
           </w:p>
         </w:tc>
@@ -1436,7 +1607,15 @@
                 <w:sz w:val="20"/>
                 <w:szCs w:val="20"/>
               </w:rPr>
-              <w:t>Instalación del sistema.</w:t>
+              <w:t>Instalación del sistema</w:t>
+            </w:r>
+            <w:r>
+              <w:rPr>
+                <w:color w:val="auto"/>
+                <w:sz w:val="20"/>
+                <w:szCs w:val="20"/>
+              </w:rPr>
+              <w:t>.</w:t>
             </w:r>
           </w:p>
         </w:tc>
@@ -1512,7 +1691,15 @@
                 <w:sz w:val="20"/>
                 <w:szCs w:val="20"/>
               </w:rPr>
-              <w:t>Compilación del código.</w:t>
+              <w:t>Compilación del código</w:t>
+            </w:r>
+            <w:r>
+              <w:rPr>
+                <w:color w:val="auto"/>
+                <w:sz w:val="20"/>
+                <w:szCs w:val="20"/>
+              </w:rPr>
+              <w:t>.</w:t>
             </w:r>
           </w:p>
         </w:tc>
@@ -1585,7 +1772,15 @@
                 <w:sz w:val="20"/>
                 <w:szCs w:val="20"/>
               </w:rPr>
-              <w:t>Configuración del servidor.</w:t>
+              <w:t>Configuración del servidor</w:t>
+            </w:r>
+            <w:r>
+              <w:rPr>
+                <w:color w:val="auto"/>
+                <w:sz w:val="20"/>
+                <w:szCs w:val="20"/>
+              </w:rPr>
+              <w:t>.</w:t>
             </w:r>
           </w:p>
         </w:tc>
@@ -1664,7 +1859,28 @@
                 <w:sz w:val="20"/>
                 <w:szCs w:val="20"/>
               </w:rPr>
-              <w:t>¡Excelente trabajo! Se evidencia un buen dominio de los conceptos relacionados con el análisis, la especificación, la validación y la gestión de requisitos de software.</w:t>
+              <w:t xml:space="preserve">¡Excelente trabajo! Se evidencia un buen dominio de los conceptos relacionados con el análisis, la especificación, la validación y la gestión de requisitos de </w:t>
+            </w:r>
+            <w:r>
+              <w:rPr>
+                <w:rFonts w:eastAsia="Calibri"/>
+                <w:bCs/>
+                <w:iCs/>
+                <w:color w:val="000000" w:themeColor="text1"/>
+                <w:sz w:val="20"/>
+                <w:szCs w:val="20"/>
+              </w:rPr>
+              <w:t>software</w:t>
+            </w:r>
+            <w:r>
+              <w:rPr>
+                <w:rFonts w:eastAsia="Calibri"/>
+                <w:bCs/>
+                <w:color w:val="000000" w:themeColor="text1"/>
+                <w:sz w:val="20"/>
+                <w:szCs w:val="20"/>
+              </w:rPr>
+              <w:t>.</w:t>
             </w:r>
           </w:p>
         </w:tc>
@@ -1925,7 +2141,15 @@
                 <w:sz w:val="20"/>
                 <w:szCs w:val="20"/>
               </w:rPr>
-              <w:t>Programar el sistema automáticamente.</w:t>
+              <w:t>Programar el sistema automáticamente</w:t>
+            </w:r>
+            <w:r>
+              <w:rPr>
+                <w:color w:val="auto"/>
+                <w:sz w:val="20"/>
+                <w:szCs w:val="20"/>
+              </w:rPr>
+              <w:t>.</w:t>
             </w:r>
           </w:p>
         </w:tc>
@@ -2000,7 +2224,15 @@
                 <w:sz w:val="20"/>
                 <w:szCs w:val="20"/>
               </w:rPr>
-              <w:t>Eliminar los requisitos del sistema.</w:t>
+              <w:t>Eliminar los requisitos del sistema</w:t>
+            </w:r>
+            <w:r>
+              <w:rPr>
+                <w:color w:val="auto"/>
+                <w:sz w:val="20"/>
+                <w:szCs w:val="20"/>
+              </w:rPr>
+              <w:t>.</w:t>
             </w:r>
           </w:p>
         </w:tc>
@@ -2165,7 +2397,28 @@
                 <w:sz w:val="20"/>
                 <w:szCs w:val="20"/>
               </w:rPr>
-              <w:t>¡Excelente trabajo! Se evidencia un buen dominio de los conceptos relacionados con el análisis, la especificación, la validación y la gestión de requisitos de software.</w:t>
+              <w:t xml:space="preserve">¡Excelente trabajo! Se evidencia un buen dominio de los conceptos relacionados con el análisis, la especificación, la validación y la gestión de requisitos de </w:t>
+            </w:r>
+            <w:r>
+              <w:rPr>
+                <w:rFonts w:eastAsia="Calibri"/>
+                <w:bCs/>
+                <w:iCs/>
+                <w:color w:val="000000" w:themeColor="text1"/>
+                <w:sz w:val="20"/>
+                <w:szCs w:val="20"/>
+              </w:rPr>
+              <w:t>software</w:t>
+            </w:r>
+            <w:r>
+              <w:rPr>
+                <w:rFonts w:eastAsia="Calibri"/>
+                <w:bCs/>
+                <w:color w:val="000000" w:themeColor="text1"/>
+                <w:sz w:val="20"/>
+                <w:szCs w:val="20"/>
+              </w:rPr>
+              <w:t>.</w:t>
             </w:r>
           </w:p>
         </w:tc>
@@ -2345,7 +2598,16 @@
                 <w:sz w:val="20"/>
                 <w:szCs w:val="20"/>
               </w:rPr>
-              <w:t>Diseñar interfaces de usuario.</w:t>
+              <w:t>Diseñar interfaces de usuario</w:t>
+            </w:r>
+            <w:r>
+              <w:rPr>
+                <w:rFonts w:eastAsia="Calibri"/>
+                <w:color w:val="000000" w:themeColor="text1"/>
+                <w:sz w:val="20"/>
+                <w:szCs w:val="20"/>
+              </w:rPr>
+              <w:t>.</w:t>
             </w:r>
           </w:p>
         </w:tc>
@@ -2420,7 +2682,16 @@
                 <w:sz w:val="20"/>
                 <w:szCs w:val="20"/>
               </w:rPr>
-              <w:t>Crear diagramas de red.</w:t>
+              <w:t>Crear diagramas de red</w:t>
+            </w:r>
+            <w:r>
+              <w:rPr>
+                <w:rFonts w:eastAsia="Calibri"/>
+                <w:color w:val="000000" w:themeColor="text1"/>
+                <w:sz w:val="20"/>
+                <w:szCs w:val="20"/>
+              </w:rPr>
+              <w:t>.</w:t>
             </w:r>
           </w:p>
         </w:tc>
@@ -2500,7 +2771,16 @@
                 <w:sz w:val="20"/>
                 <w:szCs w:val="20"/>
               </w:rPr>
-              <w:t>Relacionar los requisitos con otros elementos del proyecto.</w:t>
+              <w:t>Relacionar los requisitos con otros elementos del proyecto</w:t>
+            </w:r>
+            <w:r>
+              <w:rPr>
+                <w:rFonts w:eastAsia="Calibri"/>
+                <w:color w:val="000000" w:themeColor="text1"/>
+                <w:sz w:val="20"/>
+                <w:szCs w:val="20"/>
+              </w:rPr>
+              <w:t>.</w:t>
             </w:r>
           </w:p>
         </w:tc>
@@ -2663,7 +2943,28 @@
                 <w:sz w:val="20"/>
                 <w:szCs w:val="20"/>
               </w:rPr>
-              <w:t>¡Excelente trabajo! Se evidencia un buen dominio de los conceptos relacionados con el análisis, la especificación, la validación y la gestión de requisitos de software.</w:t>
+              <w:t xml:space="preserve">¡Excelente trabajo! Se evidencia un buen dominio de los conceptos relacionados con el análisis, la especificación, la validación y la gestión de requisitos de </w:t>
+            </w:r>
+            <w:r>
+              <w:rPr>
+                <w:rFonts w:eastAsia="Calibri"/>
+                <w:bCs/>
+                <w:iCs/>
+                <w:color w:val="000000" w:themeColor="text1"/>
+                <w:sz w:val="20"/>
+                <w:szCs w:val="20"/>
+              </w:rPr>
+              <w:t>software</w:t>
+            </w:r>
+            <w:r>
+              <w:rPr>
+                <w:rFonts w:eastAsia="Calibri"/>
+                <w:bCs/>
+                <w:color w:val="000000" w:themeColor="text1"/>
+                <w:sz w:val="20"/>
+                <w:szCs w:val="20"/>
+              </w:rPr>
+              <w:t>.</w:t>
             </w:r>
           </w:p>
         </w:tc>
@@ -2783,7 +3084,17 @@
                 <w:sz w:val="20"/>
                 <w:szCs w:val="20"/>
               </w:rPr>
-              <w:t>La descomposición funcional consiste en:</w:t>
+              <w:t>La descomposición funcional consiste en</w:t>
+            </w:r>
+            <w:r>
+              <w:rPr>
+                <w:rFonts w:eastAsia="Calibri"/>
+                <w:b/>
+                <w:color w:val="000000" w:themeColor="text1"/>
+                <w:sz w:val="20"/>
+                <w:szCs w:val="20"/>
+              </w:rPr>
+              <w:t>:</w:t>
             </w:r>
           </w:p>
         </w:tc>
@@ -2839,7 +3150,15 @@
                 <w:sz w:val="20"/>
                 <w:szCs w:val="20"/>
               </w:rPr>
-              <w:t>Dividir el sistema en funciones o procesos más pequeños.</w:t>
+              <w:t>Dividir el sistema en funciones o procesos más pequeños</w:t>
+            </w:r>
+            <w:r>
+              <w:rPr>
+                <w:color w:val="auto"/>
+                <w:sz w:val="20"/>
+                <w:szCs w:val="20"/>
+              </w:rPr>
+              <w:t>.</w:t>
             </w:r>
           </w:p>
         </w:tc>
@@ -2924,7 +3243,15 @@
                 <w:sz w:val="20"/>
                 <w:szCs w:val="20"/>
               </w:rPr>
-              <w:t>Reducir el número de usuarios del sistema.</w:t>
+              <w:t>Reducir el número de usuarios del sistema</w:t>
+            </w:r>
+            <w:r>
+              <w:rPr>
+                <w:color w:val="auto"/>
+                <w:sz w:val="20"/>
+                <w:szCs w:val="20"/>
+              </w:rPr>
+              <w:t>.</w:t>
             </w:r>
           </w:p>
         </w:tc>
@@ -2999,7 +3326,15 @@
                 <w:sz w:val="20"/>
                 <w:szCs w:val="20"/>
               </w:rPr>
-              <w:t>Eliminar funcionalidades del sistema.</w:t>
+              <w:t>Eliminar funcionalidades del sistema</w:t>
+            </w:r>
+            <w:r>
+              <w:rPr>
+                <w:color w:val="auto"/>
+                <w:sz w:val="20"/>
+                <w:szCs w:val="20"/>
+              </w:rPr>
+              <w:t>.</w:t>
             </w:r>
           </w:p>
         </w:tc>
@@ -3075,7 +3410,15 @@
                 <w:sz w:val="20"/>
                 <w:szCs w:val="20"/>
               </w:rPr>
-              <w:t>Cambiar los requisitos del proyecto.</w:t>
+              <w:t>Cambiar los requisitos del proyecto</w:t>
+            </w:r>
+            <w:r>
+              <w:rPr>
+                <w:color w:val="auto"/>
+                <w:sz w:val="20"/>
+                <w:szCs w:val="20"/>
+              </w:rPr>
+              <w:t>.</w:t>
             </w:r>
           </w:p>
         </w:tc>
@@ -3154,7 +3497,28 @@
                 <w:sz w:val="20"/>
                 <w:szCs w:val="20"/>
               </w:rPr>
-              <w:t>¡Excelente trabajo! Se evidencia un buen dominio de los conceptos relacionados con el análisis, la especificación, la validación y la gestión de requisitos de software.</w:t>
+              <w:t xml:space="preserve">¡Excelente trabajo! Se evidencia un buen dominio de los conceptos relacionados con el análisis, la especificación, la validación y la gestión de requisitos de </w:t>
+            </w:r>
+            <w:r>
+              <w:rPr>
+                <w:rFonts w:eastAsia="Calibri"/>
+                <w:bCs/>
+                <w:iCs/>
+                <w:color w:val="000000" w:themeColor="text1"/>
+                <w:sz w:val="20"/>
+                <w:szCs w:val="20"/>
+              </w:rPr>
+              <w:t>software</w:t>
+            </w:r>
+            <w:r>
+              <w:rPr>
+                <w:rFonts w:eastAsia="Calibri"/>
+                <w:bCs/>
+                <w:color w:val="000000" w:themeColor="text1"/>
+                <w:sz w:val="20"/>
+                <w:szCs w:val="20"/>
+              </w:rPr>
+              <w:t>.</w:t>
             </w:r>
           </w:p>
         </w:tc>
@@ -3275,7 +3639,28 @@
                 <w:sz w:val="20"/>
                 <w:szCs w:val="20"/>
               </w:rPr>
-              <w:t>¿Cuál es el objetivo de la especificación de requisitos de software?</w:t>
+              <w:t xml:space="preserve">¿Cuál es el objetivo de la especificación de requisitos de </w:t>
+            </w:r>
+            <w:r>
+              <w:rPr>
+                <w:rFonts w:eastAsia="Calibri"/>
+                <w:b/>
+                <w:i/>
+                <w:color w:val="000000" w:themeColor="text1"/>
+                <w:sz w:val="20"/>
+                <w:szCs w:val="20"/>
+              </w:rPr>
+              <w:t>software</w:t>
+            </w:r>
+            <w:r>
+              <w:rPr>
+                <w:rFonts w:eastAsia="Calibri"/>
+                <w:b/>
+                <w:color w:val="000000" w:themeColor="text1"/>
+                <w:sz w:val="20"/>
+                <w:szCs w:val="20"/>
+              </w:rPr>
+              <w:t>?</w:t>
             </w:r>
           </w:p>
         </w:tc>
@@ -3333,7 +3718,15 @@
                 <w:sz w:val="20"/>
                 <w:szCs w:val="20"/>
               </w:rPr>
-              <w:t>Programar el sistema.</w:t>
+              <w:t>Programar el sistema</w:t>
+            </w:r>
+            <w:r>
+              <w:rPr>
+                <w:color w:val="auto"/>
+                <w:sz w:val="20"/>
+                <w:szCs w:val="20"/>
+              </w:rPr>
+              <w:t>.</w:t>
             </w:r>
           </w:p>
         </w:tc>
@@ -3408,7 +3801,15 @@
                 <w:sz w:val="20"/>
                 <w:szCs w:val="20"/>
               </w:rPr>
-              <w:t>Documentar de forma clara y estructurada los requisitos del sistema.</w:t>
+              <w:t>Documentar de forma clara y estructurada los requisitos del sistema</w:t>
+            </w:r>
+            <w:r>
+              <w:rPr>
+                <w:color w:val="auto"/>
+                <w:sz w:val="20"/>
+                <w:szCs w:val="20"/>
+              </w:rPr>
+              <w:t>.</w:t>
             </w:r>
           </w:p>
         </w:tc>
@@ -3493,7 +3894,15 @@
                 <w:sz w:val="20"/>
                 <w:szCs w:val="20"/>
               </w:rPr>
-              <w:t>Instalar el sistema en los equipos.</w:t>
+              <w:t>Instalar el sistema en los equipos</w:t>
+            </w:r>
+            <w:r>
+              <w:rPr>
+                <w:color w:val="auto"/>
+                <w:sz w:val="20"/>
+                <w:szCs w:val="20"/>
+              </w:rPr>
+              <w:t>.</w:t>
             </w:r>
           </w:p>
         </w:tc>
@@ -3567,7 +3976,24 @@
                 <w:sz w:val="20"/>
                 <w:szCs w:val="20"/>
               </w:rPr>
-              <w:t>Diseñar las pruebas del software.</w:t>
+              <w:t xml:space="preserve">Diseñar las pruebas del </w:t>
+            </w:r>
+            <w:r>
+              <w:rPr>
+                <w:i/>
+                <w:color w:val="auto"/>
+                <w:sz w:val="20"/>
+                <w:szCs w:val="20"/>
+              </w:rPr>
+              <w:t>software</w:t>
+            </w:r>
+            <w:r>
+              <w:rPr>
+                <w:color w:val="auto"/>
+                <w:sz w:val="20"/>
+                <w:szCs w:val="20"/>
+              </w:rPr>
+              <w:t>.</w:t>
             </w:r>
           </w:p>
         </w:tc>
@@ -3646,7 +4072,28 @@
                 <w:sz w:val="20"/>
                 <w:szCs w:val="20"/>
               </w:rPr>
-              <w:t>¡Excelente trabajo! Se evidencia un buen dominio de los conceptos relacionados con el análisis, la especificación, la validación y la gestión de requisitos de software.</w:t>
+              <w:t xml:space="preserve">¡Excelente trabajo! Se evidencia un buen dominio de los conceptos relacionados con el análisis, la especificación, la validación y la gestión de requisitos de </w:t>
+            </w:r>
+            <w:r>
+              <w:rPr>
+                <w:rFonts w:eastAsia="Calibri"/>
+                <w:bCs/>
+                <w:iCs/>
+                <w:color w:val="000000" w:themeColor="text1"/>
+                <w:sz w:val="20"/>
+                <w:szCs w:val="20"/>
+              </w:rPr>
+              <w:t>software</w:t>
+            </w:r>
+            <w:r>
+              <w:rPr>
+                <w:rFonts w:eastAsia="Calibri"/>
+                <w:bCs/>
+                <w:color w:val="000000" w:themeColor="text1"/>
+                <w:sz w:val="20"/>
+                <w:szCs w:val="20"/>
+              </w:rPr>
+              <w:t>.</w:t>
             </w:r>
           </w:p>
         </w:tc>
@@ -3766,7 +4213,28 @@
                 <w:sz w:val="20"/>
                 <w:szCs w:val="20"/>
               </w:rPr>
-              <w:t>¿Cuál de los siguientes estándares se utiliza para la especificación de requisitos de software?</w:t>
+              <w:t xml:space="preserve">¿Cuál de los siguientes estándares se utiliza para la especificación de requisitos de </w:t>
+            </w:r>
+            <w:r>
+              <w:rPr>
+                <w:rFonts w:eastAsia="Calibri"/>
+                <w:b/>
+                <w:i/>
+                <w:color w:val="000000" w:themeColor="text1"/>
+                <w:sz w:val="20"/>
+                <w:szCs w:val="20"/>
+              </w:rPr>
+              <w:t>software</w:t>
+            </w:r>
+            <w:r>
+              <w:rPr>
+                <w:rFonts w:eastAsia="Calibri"/>
+                <w:b/>
+                <w:color w:val="000000" w:themeColor="text1"/>
+                <w:sz w:val="20"/>
+                <w:szCs w:val="20"/>
+              </w:rPr>
+              <w:t>?</w:t>
             </w:r>
           </w:p>
         </w:tc>
@@ -4137,7 +4605,28 @@
                 <w:sz w:val="20"/>
                 <w:szCs w:val="20"/>
               </w:rPr>
-              <w:t>¡Excelente trabajo! Se evidencia un buen dominio de los conceptos relacionados con el análisis, la especificación, la validación y la gestión de requisitos de software.</w:t>
+              <w:t xml:space="preserve">¡Excelente trabajo! Se evidencia un buen dominio de los conceptos relacionados con el análisis, la especificación, la validación y la gestión de requisitos de </w:t>
+            </w:r>
+            <w:r>
+              <w:rPr>
+                <w:rFonts w:eastAsia="Calibri"/>
+                <w:bCs/>
+                <w:iCs/>
+                <w:color w:val="000000" w:themeColor="text1"/>
+                <w:sz w:val="20"/>
+                <w:szCs w:val="20"/>
+              </w:rPr>
+              <w:t>software</w:t>
+            </w:r>
+            <w:r>
+              <w:rPr>
+                <w:rFonts w:eastAsia="Calibri"/>
+                <w:bCs/>
+                <w:color w:val="000000" w:themeColor="text1"/>
+                <w:sz w:val="20"/>
+                <w:szCs w:val="20"/>
+              </w:rPr>
+              <w:t>.</w:t>
             </w:r>
           </w:p>
         </w:tc>
@@ -4258,7 +4747,17 @@
                 <w:sz w:val="20"/>
                 <w:szCs w:val="20"/>
               </w:rPr>
-              <w:t>Las plantillas ERS se utilizan para:</w:t>
+              <w:t>Las plantillas ERS se utilizan para</w:t>
+            </w:r>
+            <w:r>
+              <w:rPr>
+                <w:rFonts w:eastAsia="Calibri"/>
+                <w:b/>
+                <w:color w:val="000000" w:themeColor="text1"/>
+                <w:sz w:val="20"/>
+                <w:szCs w:val="20"/>
+              </w:rPr>
+              <w:t>:</w:t>
             </w:r>
           </w:p>
         </w:tc>
@@ -4317,7 +4816,16 @@
                 <w:sz w:val="20"/>
                 <w:szCs w:val="20"/>
               </w:rPr>
-              <w:t>Programar interfaces gráficas.</w:t>
+              <w:t>Programar interfaces gráficas</w:t>
+            </w:r>
+            <w:r>
+              <w:rPr>
+                <w:rFonts w:eastAsia="Calibri"/>
+                <w:color w:val="000000" w:themeColor="text1"/>
+                <w:sz w:val="20"/>
+                <w:szCs w:val="20"/>
+              </w:rPr>
+              <w:t>.</w:t>
             </w:r>
           </w:p>
         </w:tc>
@@ -4393,7 +4901,16 @@
                 <w:sz w:val="20"/>
                 <w:szCs w:val="20"/>
               </w:rPr>
-              <w:t>Diseñar bases de datos.</w:t>
+              <w:t>Diseñar bases de datos</w:t>
+            </w:r>
+            <w:r>
+              <w:rPr>
+                <w:rFonts w:eastAsia="Calibri"/>
+                <w:color w:val="000000" w:themeColor="text1"/>
+                <w:sz w:val="20"/>
+                <w:szCs w:val="20"/>
+              </w:rPr>
+              <w:t>.</w:t>
             </w:r>
           </w:p>
         </w:tc>
@@ -4470,7 +4987,16 @@
                 <w:sz w:val="20"/>
                 <w:szCs w:val="20"/>
               </w:rPr>
-              <w:t>Organizar y documentar los requisitos del sistema de manera estructurada.</w:t>
+              <w:t>Organizar y documentar los requisitos del sistema de manera estructurada</w:t>
+            </w:r>
+            <w:r>
+              <w:rPr>
+                <w:rFonts w:eastAsia="Calibri"/>
+                <w:color w:val="000000" w:themeColor="text1"/>
+                <w:sz w:val="20"/>
+                <w:szCs w:val="20"/>
+              </w:rPr>
+              <w:t>.</w:t>
             </w:r>
           </w:p>
         </w:tc>
@@ -4554,7 +5080,16 @@
                 <w:sz w:val="20"/>
                 <w:szCs w:val="20"/>
               </w:rPr>
-              <w:t>Ejecutar pruebas de rendimiento.</w:t>
+              <w:t>Ejecutar pruebas de rendimiento</w:t>
+            </w:r>
+            <w:r>
+              <w:rPr>
+                <w:rFonts w:eastAsia="Calibri"/>
+                <w:color w:val="000000" w:themeColor="text1"/>
+                <w:sz w:val="20"/>
+                <w:szCs w:val="20"/>
+              </w:rPr>
+              <w:t>.</w:t>
             </w:r>
           </w:p>
         </w:tc>
@@ -4633,7 +5168,28 @@
                 <w:sz w:val="20"/>
                 <w:szCs w:val="20"/>
               </w:rPr>
-              <w:t>¡Excelente trabajo! Se evidencia un buen dominio de los conceptos relacionados con el análisis, la especificación, la validación y la gestión de requisitos de software.</w:t>
+              <w:t xml:space="preserve">¡Excelente trabajo! Se evidencia un buen dominio de los conceptos relacionados con el análisis, la especificación, la validación y la gestión de requisitos de </w:t>
+            </w:r>
+            <w:r>
+              <w:rPr>
+                <w:rFonts w:eastAsia="Calibri"/>
+                <w:bCs/>
+                <w:iCs/>
+                <w:color w:val="000000" w:themeColor="text1"/>
+                <w:sz w:val="20"/>
+                <w:szCs w:val="20"/>
+              </w:rPr>
+              <w:t>software</w:t>
+            </w:r>
+            <w:r>
+              <w:rPr>
+                <w:rFonts w:eastAsia="Calibri"/>
+                <w:bCs/>
+                <w:color w:val="000000" w:themeColor="text1"/>
+                <w:sz w:val="20"/>
+                <w:szCs w:val="20"/>
+              </w:rPr>
+              <w:t>.</w:t>
             </w:r>
           </w:p>
         </w:tc>
@@ -4812,7 +5368,15 @@
                 <w:sz w:val="20"/>
                 <w:szCs w:val="20"/>
               </w:rPr>
-              <w:t>Cambios permanentes en los requisitos.</w:t>
+              <w:t>Cambios permanentes en los requisitos</w:t>
+            </w:r>
+            <w:r>
+              <w:rPr>
+                <w:color w:val="auto"/>
+                <w:sz w:val="20"/>
+                <w:szCs w:val="20"/>
+              </w:rPr>
+              <w:t>.</w:t>
             </w:r>
           </w:p>
         </w:tc>
@@ -4888,7 +5452,15 @@
                 <w:sz w:val="20"/>
                 <w:szCs w:val="20"/>
               </w:rPr>
-              <w:t>Documentación detallada desde las etapas iniciales.</w:t>
+              <w:t>Documentación detallada desde las etapas iniciales</w:t>
+            </w:r>
+            <w:r>
+              <w:rPr>
+                <w:color w:val="auto"/>
+                <w:sz w:val="20"/>
+                <w:szCs w:val="20"/>
+              </w:rPr>
+              <w:t>.</w:t>
             </w:r>
           </w:p>
         </w:tc>
@@ -4971,7 +5543,15 @@
                 <w:sz w:val="20"/>
                 <w:szCs w:val="20"/>
               </w:rPr>
-              <w:t>Ausencia de documentación.</w:t>
+              <w:t>Ausencia de documentación</w:t>
+            </w:r>
+            <w:r>
+              <w:rPr>
+                <w:color w:val="auto"/>
+                <w:sz w:val="20"/>
+                <w:szCs w:val="20"/>
+              </w:rPr>
+              <w:t>.</w:t>
             </w:r>
           </w:p>
         </w:tc>
@@ -5047,7 +5627,15 @@
                 <w:sz w:val="20"/>
                 <w:szCs w:val="20"/>
               </w:rPr>
-              <w:t>Implementación sin análisis previo.</w:t>
+              <w:t>Implementación sin análisis previo</w:t>
+            </w:r>
+            <w:r>
+              <w:rPr>
+                <w:color w:val="auto"/>
+                <w:sz w:val="20"/>
+                <w:szCs w:val="20"/>
+              </w:rPr>
+              <w:t>.</w:t>
             </w:r>
           </w:p>
         </w:tc>
@@ -5126,7 +5714,28 @@
                 <w:sz w:val="20"/>
                 <w:szCs w:val="20"/>
               </w:rPr>
-              <w:t>¡Excelente trabajo! Se evidencia un buen dominio de los conceptos relacionados con el análisis, la especificación, la validación y la gestión de requisitos de software.</w:t>
+              <w:t xml:space="preserve">¡Excelente trabajo! Se evidencia un buen dominio de los conceptos relacionados con el análisis, la especificación, la validación y la gestión de requisitos de </w:t>
+            </w:r>
+            <w:r>
+              <w:rPr>
+                <w:rFonts w:eastAsia="Calibri"/>
+                <w:bCs/>
+                <w:iCs/>
+                <w:color w:val="000000" w:themeColor="text1"/>
+                <w:sz w:val="20"/>
+                <w:szCs w:val="20"/>
+              </w:rPr>
+              <w:t>software</w:t>
+            </w:r>
+            <w:r>
+              <w:rPr>
+                <w:rFonts w:eastAsia="Calibri"/>
+                <w:bCs/>
+                <w:color w:val="000000" w:themeColor="text1"/>
+                <w:sz w:val="20"/>
+                <w:szCs w:val="20"/>
+              </w:rPr>
+              <w:t>.</w:t>
             </w:r>
           </w:p>
         </w:tc>
@@ -5308,7 +5917,16 @@
                 <w:sz w:val="20"/>
                 <w:szCs w:val="20"/>
               </w:rPr>
-              <w:t>Diagramas de red.</w:t>
+              <w:t>Diagramas de red</w:t>
+            </w:r>
+            <w:r>
+              <w:rPr>
+                <w:rFonts w:eastAsia="Calibri"/>
+                <w:color w:val="000000" w:themeColor="text1"/>
+                <w:sz w:val="20"/>
+                <w:szCs w:val="20"/>
+              </w:rPr>
+              <w:t>.</w:t>
             </w:r>
           </w:p>
         </w:tc>
@@ -5383,7 +6001,15 @@
                 <w:sz w:val="20"/>
                 <w:szCs w:val="20"/>
               </w:rPr>
-              <w:t>Diagramas eléctricos.</w:t>
+              <w:t>Diagramas eléctricos</w:t>
+            </w:r>
+            <w:r>
+              <w:rPr>
+                <w:color w:val="auto"/>
+                <w:sz w:val="20"/>
+                <w:szCs w:val="20"/>
+              </w:rPr>
+              <w:t>.</w:t>
             </w:r>
           </w:p>
         </w:tc>
@@ -5459,7 +6085,15 @@
                 <w:sz w:val="20"/>
                 <w:szCs w:val="20"/>
               </w:rPr>
-              <w:t>Código fuente.</w:t>
+              <w:t>Código fuente</w:t>
+            </w:r>
+            <w:r>
+              <w:rPr>
+                <w:color w:val="auto"/>
+                <w:sz w:val="20"/>
+                <w:szCs w:val="20"/>
+              </w:rPr>
+              <w:t>.</w:t>
             </w:r>
           </w:p>
         </w:tc>
@@ -5534,7 +6168,16 @@
                 <w:sz w:val="20"/>
                 <w:szCs w:val="20"/>
               </w:rPr>
-              <w:t>Historias de usuario.</w:t>
+              <w:t>Historias de usuario</w:t>
+            </w:r>
+            <w:r>
+              <w:rPr>
+                <w:rFonts w:eastAsia="Calibri"/>
+                <w:color w:val="000000" w:themeColor="text1"/>
+                <w:sz w:val="20"/>
+                <w:szCs w:val="20"/>
+              </w:rPr>
+              <w:t>.</w:t>
             </w:r>
           </w:p>
         </w:tc>
@@ -5622,7 +6265,28 @@
                 <w:sz w:val="20"/>
                 <w:szCs w:val="20"/>
               </w:rPr>
-              <w:t>¡Excelente trabajo! Se evidencia un buen dominio de los conceptos relacionados con el análisis, la especificación, la validación y la gestión de requisitos de software.</w:t>
+              <w:t xml:space="preserve">¡Excelente trabajo! Se evidencia un buen dominio de los conceptos relacionados con el análisis, la especificación, la validación y la gestión de requisitos de </w:t>
+            </w:r>
+            <w:r>
+              <w:rPr>
+                <w:rFonts w:eastAsia="Calibri"/>
+                <w:bCs/>
+                <w:iCs/>
+                <w:color w:val="000000" w:themeColor="text1"/>
+                <w:sz w:val="20"/>
+                <w:szCs w:val="20"/>
+              </w:rPr>
+              <w:t>software</w:t>
+            </w:r>
+            <w:r>
+              <w:rPr>
+                <w:rFonts w:eastAsia="Calibri"/>
+                <w:bCs/>
+                <w:color w:val="000000" w:themeColor="text1"/>
+                <w:sz w:val="20"/>
+                <w:szCs w:val="20"/>
+              </w:rPr>
+              <w:t>.</w:t>
             </w:r>
           </w:p>
         </w:tc>
@@ -5830,7 +6494,14 @@
                 <w:sz w:val="20"/>
                 <w:szCs w:val="20"/>
               </w:rPr>
-              <w:t>Verificar que los requisitos representan las necesidades del usuario.</w:t>
+              <w:t>Verificar que los requisitos representan las necesidades del usuario</w:t>
+            </w:r>
+            <w:r>
+              <w:rPr>
+                <w:sz w:val="20"/>
+                <w:szCs w:val="20"/>
+              </w:rPr>
+              <w:t>.</w:t>
             </w:r>
           </w:p>
         </w:tc>
@@ -5911,7 +6582,14 @@
                 <w:sz w:val="20"/>
                 <w:szCs w:val="20"/>
               </w:rPr>
-              <w:t>Programar el sistema.</w:t>
+              <w:t>Programar el sistema</w:t>
+            </w:r>
+            <w:r>
+              <w:rPr>
+                <w:sz w:val="20"/>
+                <w:szCs w:val="20"/>
+              </w:rPr>
+              <w:t>.</w:t>
             </w:r>
           </w:p>
         </w:tc>
@@ -5983,7 +6661,14 @@
                 <w:sz w:val="20"/>
                 <w:szCs w:val="20"/>
               </w:rPr>
-              <w:t>Diseñar la base de datos.</w:t>
+              <w:t>Diseñar la base de datos</w:t>
+            </w:r>
+            <w:r>
+              <w:rPr>
+                <w:sz w:val="20"/>
+                <w:szCs w:val="20"/>
+              </w:rPr>
+              <w:t>.</w:t>
             </w:r>
           </w:p>
         </w:tc>
@@ -6055,7 +6740,22 @@
                 <w:sz w:val="20"/>
                 <w:szCs w:val="20"/>
               </w:rPr>
-              <w:t>Instalar el software.</w:t>
+              <w:t xml:space="preserve">Instalar el </w:t>
+            </w:r>
+            <w:r>
+              <w:rPr>
+                <w:i/>
+                <w:sz w:val="20"/>
+                <w:szCs w:val="20"/>
+              </w:rPr>
+              <w:t>software</w:t>
+            </w:r>
+            <w:r>
+              <w:rPr>
+                <w:sz w:val="20"/>
+                <w:szCs w:val="20"/>
+              </w:rPr>
+              <w:t>.</w:t>
             </w:r>
           </w:p>
         </w:tc>
@@ -6133,7 +6833,28 @@
                 <w:sz w:val="20"/>
                 <w:szCs w:val="20"/>
               </w:rPr>
-              <w:t>¡Excelente trabajo! Se evidencia un buen dominio de los conceptos relacionados con el análisis, la especificación, la validación y la gestión de requisitos de software.</w:t>
+              <w:t xml:space="preserve">¡Excelente trabajo! Se evidencia un buen dominio de los conceptos relacionados con el análisis, la especificación, la validación y la gestión de requisitos de </w:t>
+            </w:r>
+            <w:r>
+              <w:rPr>
+                <w:rFonts w:eastAsia="Calibri"/>
+                <w:bCs/>
+                <w:iCs/>
+                <w:color w:val="000000" w:themeColor="text1"/>
+                <w:sz w:val="20"/>
+                <w:szCs w:val="20"/>
+              </w:rPr>
+              <w:t>software</w:t>
+            </w:r>
+            <w:r>
+              <w:rPr>
+                <w:rFonts w:eastAsia="Calibri"/>
+                <w:bCs/>
+                <w:color w:val="000000" w:themeColor="text1"/>
+                <w:sz w:val="20"/>
+                <w:szCs w:val="20"/>
+              </w:rPr>
+              <w:t>.</w:t>
             </w:r>
           </w:p>
         </w:tc>
@@ -6255,7 +6976,30 @@
                 <w:sz w:val="20"/>
                 <w:szCs w:val="20"/>
               </w:rPr>
-              <w:t>Un requisito de software se considera válido cuando</w:t>
+              <w:t xml:space="preserve">Un requisito de </w:t>
+            </w:r>
+            <w:r>
+              <w:rPr>
+                <w:rFonts w:eastAsia="Calibri"/>
+                <w:b/>
+                <w:bCs/>
+                <w:i/>
+                <w:color w:val="000000" w:themeColor="text1"/>
+                <w:sz w:val="20"/>
+                <w:szCs w:val="20"/>
+              </w:rPr>
+              <w:t>software</w:t>
+            </w:r>
+            <w:r>
+              <w:rPr>
+                <w:rFonts w:eastAsia="Calibri"/>
+                <w:b/>
+                <w:bCs/>
+                <w:color w:val="000000" w:themeColor="text1"/>
+                <w:sz w:val="20"/>
+                <w:szCs w:val="20"/>
+              </w:rPr>
+              <w:t xml:space="preserve"> se considera válido cuando</w:t>
             </w:r>
           </w:p>
         </w:tc>
@@ -6312,7 +7056,16 @@
                 <w:sz w:val="20"/>
                 <w:szCs w:val="20"/>
               </w:rPr>
-              <w:t>Es fácil de programar.</w:t>
+              <w:t>Es fácil de programar</w:t>
+            </w:r>
+            <w:r>
+              <w:rPr>
+                <w:rFonts w:eastAsia="Calibri"/>
+                <w:color w:val="000000" w:themeColor="text1"/>
+                <w:sz w:val="20"/>
+                <w:szCs w:val="20"/>
+              </w:rPr>
+              <w:t>.</w:t>
             </w:r>
           </w:p>
         </w:tc>
@@ -6386,7 +7139,16 @@
                 <w:sz w:val="20"/>
                 <w:szCs w:val="20"/>
               </w:rPr>
-              <w:t>Solo lo entiende el equipo técnico.</w:t>
+              <w:t>Solo lo entiende el equipo técnico</w:t>
+            </w:r>
+            <w:r>
+              <w:rPr>
+                <w:rFonts w:eastAsia="Calibri"/>
+                <w:color w:val="000000" w:themeColor="text1"/>
+                <w:sz w:val="20"/>
+                <w:szCs w:val="20"/>
+              </w:rPr>
+              <w:t>.</w:t>
             </w:r>
           </w:p>
         </w:tc>
@@ -6461,7 +7223,16 @@
                 <w:sz w:val="20"/>
                 <w:szCs w:val="20"/>
               </w:rPr>
-              <w:t>Representa correctamente las necesidades del usuario y puede verificarse.</w:t>
+              <w:t>Representa correctamente las necesidades del usuario y puede verificarse</w:t>
+            </w:r>
+            <w:r>
+              <w:rPr>
+                <w:rFonts w:eastAsia="Calibri"/>
+                <w:color w:val="000000" w:themeColor="text1"/>
+                <w:sz w:val="20"/>
+                <w:szCs w:val="20"/>
+              </w:rPr>
+              <w:t>.</w:t>
             </w:r>
           </w:p>
         </w:tc>
@@ -6544,7 +7315,16 @@
                 <w:sz w:val="20"/>
                 <w:szCs w:val="20"/>
               </w:rPr>
-              <w:t>No necesita documentación.</w:t>
+              <w:t>No necesita documentación</w:t>
+            </w:r>
+            <w:r>
+              <w:rPr>
+                <w:rFonts w:eastAsia="Calibri"/>
+                <w:color w:val="000000" w:themeColor="text1"/>
+                <w:sz w:val="20"/>
+                <w:szCs w:val="20"/>
+              </w:rPr>
+              <w:t>.</w:t>
             </w:r>
           </w:p>
         </w:tc>
@@ -6622,7 +7402,28 @@
                 <w:sz w:val="20"/>
                 <w:szCs w:val="20"/>
               </w:rPr>
-              <w:t>¡Excelente trabajo! Se evidencia un buen dominio de los conceptos relacionados con el análisis, la especificación, la validación y la gestión de requisitos de software.</w:t>
+              <w:t xml:space="preserve">¡Excelente trabajo! Se evidencia un buen dominio de los conceptos relacionados con el análisis, la especificación, la validación y la gestión de requisitos de </w:t>
+            </w:r>
+            <w:r>
+              <w:rPr>
+                <w:rFonts w:eastAsia="Calibri"/>
+                <w:bCs/>
+                <w:iCs/>
+                <w:color w:val="000000" w:themeColor="text1"/>
+                <w:sz w:val="20"/>
+                <w:szCs w:val="20"/>
+              </w:rPr>
+              <w:t>software</w:t>
+            </w:r>
+            <w:r>
+              <w:rPr>
+                <w:rFonts w:eastAsia="Calibri"/>
+                <w:bCs/>
+                <w:color w:val="000000" w:themeColor="text1"/>
+                <w:sz w:val="20"/>
+                <w:szCs w:val="20"/>
+              </w:rPr>
+              <w:t>.</w:t>
             </w:r>
           </w:p>
         </w:tc>
@@ -6798,7 +7599,14 @@
                 <w:sz w:val="20"/>
                 <w:szCs w:val="20"/>
               </w:rPr>
-              <w:t>Revisión con los usuarios.</w:t>
+              <w:t>Revisión con los usuarios</w:t>
+            </w:r>
+            <w:r>
+              <w:rPr>
+                <w:sz w:val="20"/>
+                <w:szCs w:val="20"/>
+              </w:rPr>
+              <w:t>.</w:t>
             </w:r>
           </w:p>
         </w:tc>
@@ -6879,7 +7687,22 @@
                 <w:sz w:val="20"/>
                 <w:szCs w:val="20"/>
               </w:rPr>
-              <w:t>Instalación del software.</w:t>
+              <w:t xml:space="preserve">Instalación del </w:t>
+            </w:r>
+            <w:r>
+              <w:rPr>
+                <w:i/>
+                <w:sz w:val="20"/>
+                <w:szCs w:val="20"/>
+              </w:rPr>
+              <w:t>software</w:t>
+            </w:r>
+            <w:r>
+              <w:rPr>
+                <w:sz w:val="20"/>
+                <w:szCs w:val="20"/>
+              </w:rPr>
+              <w:t>.</w:t>
             </w:r>
           </w:p>
         </w:tc>
@@ -6951,7 +7774,14 @@
                 <w:sz w:val="20"/>
                 <w:szCs w:val="20"/>
               </w:rPr>
-              <w:t>Compilación del código.</w:t>
+              <w:t>Compilación del código</w:t>
+            </w:r>
+            <w:r>
+              <w:rPr>
+                <w:sz w:val="20"/>
+                <w:szCs w:val="20"/>
+              </w:rPr>
+              <w:t>.</w:t>
             </w:r>
           </w:p>
         </w:tc>
@@ -7023,7 +7853,14 @@
                 <w:sz w:val="20"/>
                 <w:szCs w:val="20"/>
               </w:rPr>
-              <w:t>Ejecución del servidor.</w:t>
+              <w:t>Ejecución del servidor</w:t>
+            </w:r>
+            <w:r>
+              <w:rPr>
+                <w:sz w:val="20"/>
+                <w:szCs w:val="20"/>
+              </w:rPr>
+              <w:t>.</w:t>
             </w:r>
           </w:p>
         </w:tc>
@@ -7101,7 +7938,28 @@
                 <w:sz w:val="20"/>
                 <w:szCs w:val="20"/>
               </w:rPr>
-              <w:t>¡Excelente trabajo! Se evidencia un buen dominio de los conceptos relacionados con el análisis, la especificación, la validación y la gestión de requisitos de software.</w:t>
+              <w:t xml:space="preserve">¡Excelente trabajo! Se evidencia un buen dominio de los conceptos relacionados con el análisis, la especificación, la validación y la gestión de requisitos de </w:t>
+            </w:r>
+            <w:r>
+              <w:rPr>
+                <w:rFonts w:eastAsia="Calibri"/>
+                <w:bCs/>
+                <w:iCs/>
+                <w:color w:val="000000" w:themeColor="text1"/>
+                <w:sz w:val="20"/>
+                <w:szCs w:val="20"/>
+              </w:rPr>
+              <w:t>software</w:t>
+            </w:r>
+            <w:r>
+              <w:rPr>
+                <w:rFonts w:eastAsia="Calibri"/>
+                <w:bCs/>
+                <w:color w:val="000000" w:themeColor="text1"/>
+                <w:sz w:val="20"/>
+                <w:szCs w:val="20"/>
+              </w:rPr>
+              <w:t>.</w:t>
             </w:r>
           </w:p>
         </w:tc>
@@ -7221,7 +8079,17 @@
                 <w:sz w:val="20"/>
                 <w:szCs w:val="20"/>
               </w:rPr>
-              <w:t>Los prototipos se utilizan principalmente para:</w:t>
+              <w:t>Los prototipos se utilizan principalmente para</w:t>
+            </w:r>
+            <w:r>
+              <w:rPr>
+                <w:rFonts w:eastAsia="Calibri"/>
+                <w:b/>
+                <w:color w:val="000000" w:themeColor="text1"/>
+                <w:sz w:val="20"/>
+                <w:szCs w:val="20"/>
+              </w:rPr>
+              <w:t>:</w:t>
             </w:r>
           </w:p>
         </w:tc>
@@ -7276,7 +8144,14 @@
                 <w:sz w:val="20"/>
                 <w:szCs w:val="20"/>
               </w:rPr>
-              <w:t>Reemplazar el sistema final.</w:t>
+              <w:t>Reemplazar el sistema final</w:t>
+            </w:r>
+            <w:r>
+              <w:rPr>
+                <w:sz w:val="20"/>
+                <w:szCs w:val="20"/>
+              </w:rPr>
+              <w:t>.</w:t>
             </w:r>
           </w:p>
         </w:tc>
@@ -7347,7 +8222,14 @@
                 <w:sz w:val="20"/>
                 <w:szCs w:val="20"/>
               </w:rPr>
-              <w:t>Visualizar y evaluar el funcionamiento del sistema antes de su desarrollo completo.</w:t>
+              <w:t>Visualizar y evaluar el funcionamiento del sistema antes de su desarrollo completo</w:t>
+            </w:r>
+            <w:r>
+              <w:rPr>
+                <w:sz w:val="20"/>
+                <w:szCs w:val="20"/>
+              </w:rPr>
+              <w:t>.</w:t>
             </w:r>
           </w:p>
         </w:tc>
@@ -7426,7 +8308,14 @@
                 <w:sz w:val="20"/>
                 <w:szCs w:val="20"/>
               </w:rPr>
-              <w:t>Eliminar requisitos.</w:t>
+              <w:t>Eliminar requisitos</w:t>
+            </w:r>
+            <w:r>
+              <w:rPr>
+                <w:sz w:val="20"/>
+                <w:szCs w:val="20"/>
+              </w:rPr>
+              <w:t>.</w:t>
             </w:r>
           </w:p>
         </w:tc>
@@ -7500,7 +8389,14 @@
                 <w:sz w:val="20"/>
                 <w:szCs w:val="20"/>
               </w:rPr>
-              <w:t>Diseñar redes informáticas.</w:t>
+              <w:t>Diseñar redes informáticas</w:t>
+            </w:r>
+            <w:r>
+              <w:rPr>
+                <w:sz w:val="20"/>
+                <w:szCs w:val="20"/>
+              </w:rPr>
+              <w:t>.</w:t>
             </w:r>
           </w:p>
         </w:tc>
@@ -7577,7 +8473,28 @@
                 <w:sz w:val="20"/>
                 <w:szCs w:val="20"/>
               </w:rPr>
-              <w:t>¡Excelente trabajo! Se evidencia un buen dominio de los conceptos relacionados con el análisis, la especificación, la validación y la gestión de requisitos de software.</w:t>
+              <w:t xml:space="preserve">¡Excelente trabajo! Se evidencia un buen dominio de los conceptos relacionados con el análisis, la especificación, la validación y la gestión de requisitos de </w:t>
+            </w:r>
+            <w:r>
+              <w:rPr>
+                <w:rFonts w:eastAsia="Calibri"/>
+                <w:bCs/>
+                <w:iCs/>
+                <w:color w:val="000000" w:themeColor="text1"/>
+                <w:sz w:val="20"/>
+                <w:szCs w:val="20"/>
+              </w:rPr>
+              <w:t>software</w:t>
+            </w:r>
+            <w:r>
+              <w:rPr>
+                <w:rFonts w:eastAsia="Calibri"/>
+                <w:bCs/>
+                <w:color w:val="000000" w:themeColor="text1"/>
+                <w:sz w:val="20"/>
+                <w:szCs w:val="20"/>
+              </w:rPr>
+              <w:t>.</w:t>
             </w:r>
           </w:p>
         </w:tc>
@@ -7697,7 +8614,17 @@
                 <w:sz w:val="20"/>
                 <w:szCs w:val="20"/>
               </w:rPr>
-              <w:t>El manual de usuario puede servir como mecanismo de validación porque:</w:t>
+              <w:t>El manual de usuario puede servir como mecanismo de validación porque</w:t>
+            </w:r>
+            <w:r>
+              <w:rPr>
+                <w:rFonts w:eastAsia="Calibri"/>
+                <w:b/>
+                <w:color w:val="000000" w:themeColor="text1"/>
+                <w:sz w:val="20"/>
+                <w:szCs w:val="20"/>
+              </w:rPr>
+              <w:t>:</w:t>
             </w:r>
           </w:p>
         </w:tc>
@@ -7752,7 +8679,14 @@
                 <w:sz w:val="20"/>
                 <w:szCs w:val="20"/>
               </w:rPr>
-              <w:t>Permite comprobar si las funcionalidades descritas responden a las necesidades del usuario.</w:t>
+              <w:t>Permite comprobar si las funcionalidades descritas responden a las necesidades del usuario</w:t>
+            </w:r>
+            <w:r>
+              <w:rPr>
+                <w:sz w:val="20"/>
+                <w:szCs w:val="20"/>
+              </w:rPr>
+              <w:t>.</w:t>
             </w:r>
           </w:p>
         </w:tc>
@@ -7831,7 +8765,14 @@
                 <w:sz w:val="20"/>
                 <w:szCs w:val="20"/>
               </w:rPr>
-              <w:t>Sustituye el análisis de requisitos.</w:t>
+              <w:t>Sustituye el análisis de requisitos</w:t>
+            </w:r>
+            <w:r>
+              <w:rPr>
+                <w:sz w:val="20"/>
+                <w:szCs w:val="20"/>
+              </w:rPr>
+              <w:t>.</w:t>
             </w:r>
           </w:p>
         </w:tc>
@@ -7902,7 +8843,14 @@
                 <w:sz w:val="20"/>
                 <w:szCs w:val="20"/>
               </w:rPr>
-              <w:t>Permite programar automáticamente el sistema.</w:t>
+              <w:t>Permite programar automáticamente el sistema</w:t>
+            </w:r>
+            <w:r>
+              <w:rPr>
+                <w:sz w:val="20"/>
+                <w:szCs w:val="20"/>
+              </w:rPr>
+              <w:t>.</w:t>
             </w:r>
           </w:p>
         </w:tc>
@@ -7973,7 +8921,14 @@
                 <w:sz w:val="20"/>
                 <w:szCs w:val="20"/>
               </w:rPr>
-              <w:t>Elimina la documentación técnica.</w:t>
+              <w:t>Elimina la documentación técnica</w:t>
+            </w:r>
+            <w:r>
+              <w:rPr>
+                <w:sz w:val="20"/>
+                <w:szCs w:val="20"/>
+              </w:rPr>
+              <w:t>.</w:t>
             </w:r>
           </w:p>
         </w:tc>
@@ -8050,7 +9005,28 @@
                 <w:sz w:val="20"/>
                 <w:szCs w:val="20"/>
               </w:rPr>
-              <w:t>¡Excelente trabajo! Se evidencia un buen dominio de los conceptos relacionados con el análisis, la especificación, la validación y la gestión de requisitos de software.</w:t>
+              <w:t xml:space="preserve">¡Excelente trabajo! Se evidencia un buen dominio de los conceptos relacionados con el análisis, la especificación, la validación y la gestión de requisitos de </w:t>
+            </w:r>
+            <w:r>
+              <w:rPr>
+                <w:rFonts w:eastAsia="Calibri"/>
+                <w:bCs/>
+                <w:iCs/>
+                <w:color w:val="000000" w:themeColor="text1"/>
+                <w:sz w:val="20"/>
+                <w:szCs w:val="20"/>
+              </w:rPr>
+              <w:t>software</w:t>
+            </w:r>
+            <w:r>
+              <w:rPr>
+                <w:rFonts w:eastAsia="Calibri"/>
+                <w:bCs/>
+                <w:color w:val="000000" w:themeColor="text1"/>
+                <w:sz w:val="20"/>
+                <w:szCs w:val="20"/>
+              </w:rPr>
+              <w:t>.</w:t>
             </w:r>
           </w:p>
         </w:tc>
@@ -8170,7 +9146,38 @@
                 <w:sz w:val="20"/>
                 <w:szCs w:val="20"/>
               </w:rPr>
-              <w:t>En los proyectos de software, los contratos permiten:</w:t>
+              <w:t xml:space="preserve">En los proyectos de </w:t>
+            </w:r>
+            <w:r>
+              <w:rPr>
+                <w:rFonts w:eastAsia="Calibri"/>
+                <w:b/>
+                <w:i/>
+                <w:color w:val="000000" w:themeColor="text1"/>
+                <w:sz w:val="20"/>
+                <w:szCs w:val="20"/>
+              </w:rPr>
+              <w:t>software</w:t>
+            </w:r>
+            <w:r>
+              <w:rPr>
+                <w:rFonts w:eastAsia="Calibri"/>
+                <w:b/>
+                <w:color w:val="000000" w:themeColor="text1"/>
+                <w:sz w:val="20"/>
+                <w:szCs w:val="20"/>
+              </w:rPr>
+              <w:t>, los contratos permiten</w:t>
+            </w:r>
+            <w:r>
+              <w:rPr>
+                <w:rFonts w:eastAsia="Calibri"/>
+                <w:b/>
+                <w:color w:val="000000" w:themeColor="text1"/>
+                <w:sz w:val="20"/>
+                <w:szCs w:val="20"/>
+              </w:rPr>
+              <w:t>:</w:t>
             </w:r>
           </w:p>
         </w:tc>
@@ -8296,7 +9303,22 @@
                 <w:sz w:val="20"/>
                 <w:szCs w:val="20"/>
               </w:rPr>
-              <w:t>Programar el software sin análisis.</w:t>
+              <w:t xml:space="preserve">Programar el </w:t>
+            </w:r>
+            <w:r>
+              <w:rPr>
+                <w:i/>
+                <w:sz w:val="20"/>
+                <w:szCs w:val="20"/>
+              </w:rPr>
+              <w:t>software</w:t>
+            </w:r>
+            <w:r>
+              <w:rPr>
+                <w:sz w:val="20"/>
+                <w:szCs w:val="20"/>
+              </w:rPr>
+              <w:t xml:space="preserve"> sin análisis.</w:t>
             </w:r>
           </w:p>
         </w:tc>
@@ -8529,7 +9551,28 @@
                 <w:sz w:val="20"/>
                 <w:szCs w:val="20"/>
               </w:rPr>
-              <w:t>¡Excelente trabajo! Se evidencia un buen dominio de los conceptos relacionados con el análisis, la especificación, la validación y la gestión de requisitos de software.</w:t>
+              <w:t xml:space="preserve">¡Excelente trabajo! Se evidencia un buen dominio de los conceptos relacionados con el análisis, la especificación, la validación y la gestión de requisitos de </w:t>
+            </w:r>
+            <w:r>
+              <w:rPr>
+                <w:rFonts w:eastAsia="Calibri"/>
+                <w:bCs/>
+                <w:iCs/>
+                <w:color w:val="000000" w:themeColor="text1"/>
+                <w:sz w:val="20"/>
+                <w:szCs w:val="20"/>
+              </w:rPr>
+              <w:t>software</w:t>
+            </w:r>
+            <w:r>
+              <w:rPr>
+                <w:rFonts w:eastAsia="Calibri"/>
+                <w:bCs/>
+                <w:color w:val="000000" w:themeColor="text1"/>
+                <w:sz w:val="20"/>
+                <w:szCs w:val="20"/>
+              </w:rPr>
+              <w:t>.</w:t>
             </w:r>
           </w:p>
         </w:tc>
@@ -8648,7 +9691,16 @@
                 <w:sz w:val="20"/>
                 <w:szCs w:val="20"/>
               </w:rPr>
-              <w:t>Los requisitos fijos se caracterizan por:</w:t>
+              <w:t>Los requisitos fijos se caracterizan por</w:t>
+            </w:r>
+            <w:r>
+              <w:rPr>
+                <w:rFonts w:eastAsia="Calibri"/>
+                <w:b/>
+                <w:sz w:val="20"/>
+                <w:szCs w:val="20"/>
+              </w:rPr>
+              <w:t>:</w:t>
             </w:r>
           </w:p>
         </w:tc>
@@ -9006,7 +10058,28 @@
                 <w:sz w:val="20"/>
                 <w:szCs w:val="20"/>
               </w:rPr>
-              <w:t>¡Excelente trabajo! Se evidencia un buen dominio de los conceptos relacionados con el análisis, la especificación, la validación y la gestión de requisitos de software.</w:t>
+              <w:t xml:space="preserve">¡Excelente trabajo! Se evidencia un buen dominio de los conceptos relacionados con el análisis, la especificación, la validación y la gestión de requisitos de </w:t>
+            </w:r>
+            <w:r>
+              <w:rPr>
+                <w:rFonts w:eastAsia="Calibri"/>
+                <w:bCs/>
+                <w:iCs/>
+                <w:color w:val="000000" w:themeColor="text1"/>
+                <w:sz w:val="20"/>
+                <w:szCs w:val="20"/>
+              </w:rPr>
+              <w:t>software</w:t>
+            </w:r>
+            <w:r>
+              <w:rPr>
+                <w:rFonts w:eastAsia="Calibri"/>
+                <w:bCs/>
+                <w:color w:val="000000" w:themeColor="text1"/>
+                <w:sz w:val="20"/>
+                <w:szCs w:val="20"/>
+              </w:rPr>
+              <w:t>.</w:t>
             </w:r>
           </w:p>
         </w:tc>
@@ -9126,7 +10199,17 @@
                 <w:sz w:val="20"/>
                 <w:szCs w:val="20"/>
               </w:rPr>
-              <w:t>Los requisitos variables se caracterizan por:</w:t>
+              <w:t>Los requisitos variables se caracterizan por</w:t>
+            </w:r>
+            <w:r>
+              <w:rPr>
+                <w:rFonts w:eastAsia="Calibri"/>
+                <w:b/>
+                <w:color w:val="000000" w:themeColor="text1"/>
+                <w:sz w:val="20"/>
+                <w:szCs w:val="20"/>
+              </w:rPr>
+              <w:t>:</w:t>
             </w:r>
           </w:p>
         </w:tc>
@@ -9183,7 +10266,16 @@
                 <w:sz w:val="20"/>
                 <w:szCs w:val="20"/>
               </w:rPr>
-              <w:t>Adaptarse a cambios o nuevas necesidades del proyecto.</w:t>
+              <w:t>Adaptarse a cambios o nuevas necesidades del proyecto</w:t>
+            </w:r>
+            <w:r>
+              <w:rPr>
+                <w:rFonts w:eastAsia="Calibri"/>
+                <w:color w:val="000000" w:themeColor="text1"/>
+                <w:sz w:val="20"/>
+                <w:szCs w:val="20"/>
+              </w:rPr>
+              <w:t>.</w:t>
             </w:r>
           </w:p>
         </w:tc>
@@ -9266,7 +10358,16 @@
                 <w:sz w:val="20"/>
                 <w:szCs w:val="20"/>
               </w:rPr>
-              <w:t>No poder modificarse.</w:t>
+              <w:t>No poder modificarse</w:t>
+            </w:r>
+            <w:r>
+              <w:rPr>
+                <w:rFonts w:eastAsia="Calibri"/>
+                <w:color w:val="000000" w:themeColor="text1"/>
+                <w:sz w:val="20"/>
+                <w:szCs w:val="20"/>
+              </w:rPr>
+              <w:t>.</w:t>
             </w:r>
           </w:p>
         </w:tc>
@@ -9338,7 +10439,14 @@
                 <w:sz w:val="20"/>
                 <w:szCs w:val="20"/>
               </w:rPr>
-              <w:t>Ser obligatorios en todos los proyectos.</w:t>
+              <w:t>Ser obligatorios en todos los proyectos</w:t>
+            </w:r>
+            <w:r>
+              <w:rPr>
+                <w:sz w:val="20"/>
+                <w:szCs w:val="20"/>
+              </w:rPr>
+              <w:t>.</w:t>
             </w:r>
           </w:p>
         </w:tc>
@@ -9413,7 +10521,14 @@
                 <w:sz w:val="20"/>
                 <w:szCs w:val="20"/>
               </w:rPr>
-              <w:t>No necesitar documentación.</w:t>
+              <w:t>No necesitar documentación</w:t>
+            </w:r>
+            <w:r>
+              <w:rPr>
+                <w:sz w:val="20"/>
+                <w:szCs w:val="20"/>
+              </w:rPr>
+              <w:t>.</w:t>
             </w:r>
           </w:p>
         </w:tc>
@@ -9491,7 +10606,28 @@
                 <w:sz w:val="20"/>
                 <w:szCs w:val="20"/>
               </w:rPr>
-              <w:t>¡Excelente trabajo! Se evidencia un buen dominio de los conceptos relacionados con el análisis, la especificación, la validación y la gestión de requisitos de software.</w:t>
+              <w:t xml:space="preserve">¡Excelente trabajo! Se evidencia un buen dominio de los conceptos relacionados con el análisis, la especificación, la validación y la gestión de requisitos de </w:t>
+            </w:r>
+            <w:r>
+              <w:rPr>
+                <w:rFonts w:eastAsia="Calibri"/>
+                <w:bCs/>
+                <w:iCs/>
+                <w:color w:val="000000" w:themeColor="text1"/>
+                <w:sz w:val="20"/>
+                <w:szCs w:val="20"/>
+              </w:rPr>
+              <w:t>software</w:t>
+            </w:r>
+            <w:r>
+              <w:rPr>
+                <w:rFonts w:eastAsia="Calibri"/>
+                <w:bCs/>
+                <w:color w:val="000000" w:themeColor="text1"/>
+                <w:sz w:val="20"/>
+                <w:szCs w:val="20"/>
+              </w:rPr>
+              <w:t>.</w:t>
             </w:r>
           </w:p>
         </w:tc>
@@ -9611,7 +10747,17 @@
                 <w:sz w:val="20"/>
                 <w:szCs w:val="20"/>
               </w:rPr>
-              <w:t>Las herramientas de gestión de requisitos permiten:</w:t>
+              <w:t>Las herramientas de gestión de requisitos permiten</w:t>
+            </w:r>
+            <w:r>
+              <w:rPr>
+                <w:rFonts w:eastAsia="Calibri"/>
+                <w:b/>
+                <w:color w:val="000000" w:themeColor="text1"/>
+                <w:sz w:val="20"/>
+                <w:szCs w:val="20"/>
+              </w:rPr>
+              <w:t>:</w:t>
             </w:r>
           </w:p>
         </w:tc>
@@ -9962,7 +11108,28 @@
                 <w:sz w:val="20"/>
                 <w:szCs w:val="20"/>
               </w:rPr>
-              <w:t>¡Excelente trabajo! Se evidencia un buen dominio de los conceptos relacionados con el análisis, la especificación, la validación y la gestión de requisitos de software.</w:t>
+              <w:t xml:space="preserve">¡Excelente trabajo! Se evidencia un buen dominio de los conceptos relacionados con el análisis, la especificación, la validación y la gestión de requisitos de </w:t>
+            </w:r>
+            <w:r>
+              <w:rPr>
+                <w:rFonts w:eastAsia="Calibri"/>
+                <w:bCs/>
+                <w:iCs/>
+                <w:color w:val="000000" w:themeColor="text1"/>
+                <w:sz w:val="20"/>
+                <w:szCs w:val="20"/>
+              </w:rPr>
+              <w:t>software</w:t>
+            </w:r>
+            <w:r>
+              <w:rPr>
+                <w:rFonts w:eastAsia="Calibri"/>
+                <w:bCs/>
+                <w:color w:val="000000" w:themeColor="text1"/>
+                <w:sz w:val="20"/>
+                <w:szCs w:val="20"/>
+              </w:rPr>
+              <w:t>.</w:t>
             </w:r>
           </w:p>
         </w:tc>
@@ -10135,7 +11302,14 @@
                 <w:sz w:val="20"/>
                 <w:szCs w:val="20"/>
               </w:rPr>
-              <w:t>Evitar cualquier modificación en el proyecto.</w:t>
+              <w:t>Evitar cualquier modificación en el proyecto</w:t>
+            </w:r>
+            <w:r>
+              <w:rPr>
+                <w:sz w:val="20"/>
+                <w:szCs w:val="20"/>
+              </w:rPr>
+              <w:t>.</w:t>
             </w:r>
           </w:p>
         </w:tc>
@@ -10205,7 +11379,14 @@
                 <w:sz w:val="20"/>
                 <w:szCs w:val="20"/>
               </w:rPr>
-              <w:t>Registrar, evaluar y gestionar los cambios en los requisitos del sistema.</w:t>
+              <w:t>Registrar, evaluar y gestionar los cambios en los requisitos del sistema</w:t>
+            </w:r>
+            <w:r>
+              <w:rPr>
+                <w:sz w:val="20"/>
+                <w:szCs w:val="20"/>
+              </w:rPr>
+              <w:t>.</w:t>
             </w:r>
           </w:p>
         </w:tc>
@@ -10283,7 +11464,14 @@
                 <w:sz w:val="20"/>
                 <w:szCs w:val="20"/>
               </w:rPr>
-              <w:t>Eliminar requisitos iniciales.</w:t>
+              <w:t>Eliminar requisitos iniciales</w:t>
+            </w:r>
+            <w:r>
+              <w:rPr>
+                <w:sz w:val="20"/>
+                <w:szCs w:val="20"/>
+              </w:rPr>
+              <w:t>.</w:t>
             </w:r>
           </w:p>
         </w:tc>
@@ -10353,7 +11541,14 @@
                 <w:sz w:val="20"/>
                 <w:szCs w:val="20"/>
               </w:rPr>
-              <w:t>Reducir el número de usuarios del sistema.</w:t>
+              <w:t>Reducir el número de usuarios del sistema</w:t>
+            </w:r>
+            <w:r>
+              <w:rPr>
+                <w:sz w:val="20"/>
+                <w:szCs w:val="20"/>
+              </w:rPr>
+              <w:t>.</w:t>
             </w:r>
           </w:p>
         </w:tc>
@@ -10430,7 +11625,28 @@
                 <w:sz w:val="20"/>
                 <w:szCs w:val="20"/>
               </w:rPr>
-              <w:t>¡Excelente trabajo! Se evidencia un buen dominio de los conceptos relacionados con el análisis, la especificación, la validación y la gestión de requisitos de software.</w:t>
+              <w:t xml:space="preserve">¡Excelente trabajo! Se evidencia un buen dominio de los conceptos relacionados con el análisis, la especificación, la validación y la gestión de requisitos de </w:t>
+            </w:r>
+            <w:r>
+              <w:rPr>
+                <w:rFonts w:eastAsia="Calibri"/>
+                <w:bCs/>
+                <w:iCs/>
+                <w:color w:val="000000" w:themeColor="text1"/>
+                <w:sz w:val="20"/>
+                <w:szCs w:val="20"/>
+              </w:rPr>
+              <w:t>software</w:t>
+            </w:r>
+            <w:r>
+              <w:rPr>
+                <w:rFonts w:eastAsia="Calibri"/>
+                <w:bCs/>
+                <w:color w:val="000000" w:themeColor="text1"/>
+                <w:sz w:val="20"/>
+                <w:szCs w:val="20"/>
+              </w:rPr>
+              <w:t>.</w:t>
             </w:r>
           </w:p>
         </w:tc>
@@ -11054,7 +12270,27 @@
                 <w:sz w:val="20"/>
                 <w:szCs w:val="20"/>
               </w:rPr>
-              <w:t>Revisión Evaluador instruccional</w:t>
+              <w:t>Revisión Evaluador</w:t>
+            </w:r>
+            <w:r>
+              <w:rPr>
+                <w:rFonts w:eastAsia="Calibri"/>
+                <w:b/>
+                <w:color w:val="595959"/>
+                <w:sz w:val="20"/>
+                <w:szCs w:val="20"/>
+              </w:rPr>
+              <w:t xml:space="preserve"> </w:t>
+            </w:r>
+            <w:r>
+              <w:rPr>
+                <w:rFonts w:eastAsia="Calibri"/>
+                <w:b/>
+                <w:color w:val="595959"/>
+                <w:sz w:val="20"/>
+                <w:szCs w:val="20"/>
+              </w:rPr>
+              <w:t>instruccional</w:t>
             </w:r>
           </w:p>
         </w:tc>
